--- a/storage/templates/normalized-docx/BM-067/BM-067_normalized.docx
+++ b/storage/templates/normalized-docx/BM-067/BM-067_normalized.docx
@@ -769,7 +769,7 @@
           <w:spacing w:val="-2"/>
           <w:szCs w:val="28"/>
         </w:rPr>
-        <w:t>{{document.field}}</w:t>
+        <w:t>{{document.fullDocumentCode6}}}</w:t>
       </w:r>
     </w:p>
     <w:p>
@@ -847,7 +847,7 @@
           <w:spacing w:val="-2"/>
           <w:szCs w:val="28"/>
         </w:rPr>
-        <w:t>{{document.field}}</w:t>
+        <w:t>{{document.fullDocumentCode6}}}</w:t>
         <w:tab/>
       </w:r>
     </w:p>
@@ -877,7 +877,7 @@
           <w:spacing w:val="-2"/>
           <w:szCs w:val="28"/>
         </w:rPr>
-        <w:t>{{document.field}}</w:t>
+        <w:t>{{document.fullDocumentCode6}}}</w:t>
         <w:tab/>
       </w:r>
     </w:p>
@@ -907,7 +907,7 @@
           <w:spacing w:val="-2"/>
           <w:szCs w:val="28"/>
         </w:rPr>
-        <w:t>{{document.field}}</w:t>
+        <w:t>{{document.fullDocumentCode6}}}</w:t>
         <w:tab/>
       </w:r>
     </w:p>
@@ -966,7 +966,7 @@
           <w:szCs w:val="28"/>
           <w:lang w:val="nl-NL"/>
         </w:rPr>
-        <w:t>{{document.field}}</w:t>
+        <w:t>{{document.fullDocumentCode6}}}</w:t>
       </w:r>
       <w:r>
         <w:rPr>
@@ -1003,7 +1003,7 @@
           <w:spacing w:val="-2"/>
           <w:szCs w:val="28"/>
         </w:rPr>
-        <w:t>{{document.field}}</w:t>
+        <w:t>{{document.fullDocumentCode6}}}</w:t>
       </w:r>
     </w:p>
     <w:p>
@@ -1186,7 +1186,7 @@
           <w:spacing w:val="-2"/>
           <w:szCs w:val="28"/>
         </w:rPr>
-        <w:t>{{recipients.field}}</w:t>
+        <w:t>{{recipients.personLine3}}}</w:t>
         <w:tab/>
         <w:tab/>
       </w:r>
@@ -1216,7 +1216,7 @@
           <w:spacing w:val="-2"/>
           <w:szCs w:val="28"/>
         </w:rPr>
-        <w:t>{{recipients.field}}</w:t>
+        <w:t>{{recipients.personLine3}}}</w:t>
         <w:tab/>
         <w:tab/>
         <w:t xml:space="preserve"> </w:t>
@@ -1308,7 +1308,7 @@
           <w:spacing w:val="-2"/>
           <w:szCs w:val="28"/>
         </w:rPr>
-        <w:t xml:space="preserve">{{recipients.field}}</w:t>
+        <w:t xml:space="preserve">{{recipients.personLine3}}}</w:t>
         <w:tab/>
         <w:tab/>
       </w:r>

--- a/storage/templates/normalized-docx/BM-067/BM-067_normalized.docx
+++ b/storage/templates/normalized-docx/BM-067/BM-067_normalized.docx
@@ -769,7 +769,7 @@
           <w:spacing w:val="-2"/>
           <w:szCs w:val="28"/>
         </w:rPr>
-        <w:t>{{document.fullDocumentCode6}}}</w:t>
+        <w:t>{{document.fullDocumentCode6}}</w:t>
       </w:r>
     </w:p>
     <w:p>
@@ -847,7 +847,7 @@
           <w:spacing w:val="-2"/>
           <w:szCs w:val="28"/>
         </w:rPr>
-        <w:t>{{document.fullDocumentCode6}}}</w:t>
+        <w:t>{{document.fullDocumentCode6}}</w:t>
         <w:tab/>
       </w:r>
     </w:p>
@@ -877,7 +877,7 @@
           <w:spacing w:val="-2"/>
           <w:szCs w:val="28"/>
         </w:rPr>
-        <w:t>{{document.fullDocumentCode6}}}</w:t>
+        <w:t>{{document.fullDocumentCode6}}</w:t>
         <w:tab/>
       </w:r>
     </w:p>
@@ -907,7 +907,7 @@
           <w:spacing w:val="-2"/>
           <w:szCs w:val="28"/>
         </w:rPr>
-        <w:t>{{document.fullDocumentCode6}}}</w:t>
+        <w:t>{{document.fullDocumentCode6}}</w:t>
         <w:tab/>
       </w:r>
     </w:p>
@@ -966,7 +966,7 @@
           <w:szCs w:val="28"/>
           <w:lang w:val="nl-NL"/>
         </w:rPr>
-        <w:t>{{document.fullDocumentCode6}}}</w:t>
+        <w:t>{{document.fullDocumentCode6}}</w:t>
       </w:r>
       <w:r>
         <w:rPr>
@@ -1003,7 +1003,7 @@
           <w:spacing w:val="-2"/>
           <w:szCs w:val="28"/>
         </w:rPr>
-        <w:t>{{document.fullDocumentCode6}}}</w:t>
+        <w:t>{{document.fullDocumentCode6}}</w:t>
       </w:r>
     </w:p>
     <w:p>
@@ -1186,7 +1186,7 @@
           <w:spacing w:val="-2"/>
           <w:szCs w:val="28"/>
         </w:rPr>
-        <w:t>{{recipients.personLine3}}}</w:t>
+        <w:t>{{recipients.personLine3}}</w:t>
         <w:tab/>
         <w:tab/>
       </w:r>
@@ -1216,7 +1216,7 @@
           <w:spacing w:val="-2"/>
           <w:szCs w:val="28"/>
         </w:rPr>
-        <w:t>{{recipients.personLine3}}}</w:t>
+        <w:t>{{recipients.personLine3}}</w:t>
         <w:tab/>
         <w:tab/>
         <w:t xml:space="preserve"> </w:t>
@@ -1308,7 +1308,7 @@
           <w:spacing w:val="-2"/>
           <w:szCs w:val="28"/>
         </w:rPr>
-        <w:t xml:space="preserve">{{recipients.personLine3}}}</w:t>
+        <w:t xml:space="preserve">{{recipients.personLine3}}</w:t>
         <w:tab/>
         <w:tab/>
       </w:r>
